--- a/manuals/final_sampling_claim.docx
+++ b/manuals/final_sampling_claim.docx
@@ -15,7 +15,7 @@
         <w:pStyle w:val="a9"/>
       </w:pPr>
       <w:r>
-        <w:t>Counts derived from the decision log, Step 2. The first round has to produce a prompt that can be run over the whole corpus, so each slot needs enough posts to show a repertoire and its variants, not one post standing in for a group.</w:t>
+        <w:t xml:space="preserve">Counts derived from the decision log. </w:t>
       </w:r>
     </w:p>
     <w:p>
@@ -143,15 +143,7 @@
           </w:tcPr>
           <w:p>
             <w:r>
-              <w:t xml:space="preserve">Two single posts </w:t>
-            </w:r>
-            <w:proofErr w:type="gramStart"/>
-            <w:r>
-              <w:t>is</w:t>
-            </w:r>
-            <w:proofErr w:type="gramEnd"/>
-            <w:r>
-              <w:t xml:space="preserve"> an anecdote, not a contrast</w:t>
+              <w:t>Two single posts is an anecdote, not a contrast</w:t>
             </w:r>
           </w:p>
         </w:tc>
@@ -419,15 +411,7 @@
           </w:tcPr>
           <w:p>
             <w:r>
-              <w:t xml:space="preserve">Two types folded </w:t>
-            </w:r>
-            <w:proofErr w:type="gramStart"/>
-            <w:r>
-              <w:t>together,</w:t>
-            </w:r>
-            <w:proofErr w:type="gramEnd"/>
-            <w:r>
-              <w:t xml:space="preserve"> each needs its own posts</w:t>
+              <w:t>Two types folded together, each needs its own posts</w:t>
             </w:r>
           </w:p>
         </w:tc>
@@ -607,7 +591,6 @@
           </w:tcPr>
           <w:p>
             <w:r>
-              <w:lastRenderedPageBreak/>
               <w:t>Habitual x TA x Supplement</w:t>
             </w:r>
           </w:p>
@@ -680,7 +663,11 @@
           </w:tcPr>
           <w:p>
             <w:r>
-              <w:t>Frequent here, content found nowhere else, recorded as hard to say</w:t>
+              <w:t xml:space="preserve">Frequent here, content found </w:t>
+            </w:r>
+            <w:r>
+              <w:lastRenderedPageBreak/>
+              <w:t>nowhere else, recorded as hard to say</w:t>
             </w:r>
           </w:p>
         </w:tc>
@@ -1135,50 +1122,6 @@
           </w:tcPr>
           <w:p>
             <w:r>
-              <w:t>r/therapy</w:t>
-            </w:r>
-          </w:p>
-        </w:tc>
-        <w:tc>
-          <w:tcPr>
-            <w:tcW w:w="4320" w:type="dxa"/>
-          </w:tcPr>
-          <w:p>
-            <w:r>
-              <w:t>1</w:t>
-            </w:r>
-          </w:p>
-        </w:tc>
-      </w:tr>
-      <w:tr>
-        <w:tc>
-          <w:tcPr>
-            <w:tcW w:w="4320" w:type="dxa"/>
-          </w:tcPr>
-          <w:p>
-            <w:r>
-              <w:t>r/Anxiety</w:t>
-            </w:r>
-          </w:p>
-        </w:tc>
-        <w:tc>
-          <w:tcPr>
-            <w:tcW w:w="4320" w:type="dxa"/>
-          </w:tcPr>
-          <w:p>
-            <w:r>
-              <w:t>1</w:t>
-            </w:r>
-          </w:p>
-        </w:tc>
-      </w:tr>
-      <w:tr>
-        <w:tc>
-          <w:tcPr>
-            <w:tcW w:w="4320" w:type="dxa"/>
-          </w:tcPr>
-          <w:p>
-            <w:r>
               <w:t>Random draw from the residual pool</w:t>
             </w:r>
           </w:p>
@@ -1199,7 +1142,7 @@
     <w:p>
       <w:pPr>
         <w:rPr>
-          <w:rFonts w:eastAsia="SimSun"/>
+          <w:rFonts w:eastAsia="SimSun" w:hint="eastAsia"/>
           <w:color w:val="C0504D" w:themeColor="accent2"/>
           <w:lang w:eastAsia="zh-CN"/>
         </w:rPr>
@@ -1208,7 +1151,15 @@
         <w:rPr>
           <w:color w:val="C0504D" w:themeColor="accent2"/>
         </w:rPr>
-        <w:t>Subtotal: 7</w:t>
+        <w:t xml:space="preserve">Subtotal: </w:t>
+      </w:r>
+      <w:r>
+        <w:rPr>
+          <w:rFonts w:eastAsia="SimSun" w:hint="eastAsia"/>
+          <w:color w:val="C0504D" w:themeColor="accent2"/>
+          <w:lang w:eastAsia="zh-CN"/>
+        </w:rPr>
+        <w:t>5</w:t>
       </w:r>
     </w:p>
     <w:p>
@@ -1224,7 +1175,14 @@
           <w:rFonts w:eastAsia="SimSun" w:hint="eastAsia"/>
           <w:lang w:eastAsia="zh-CN"/>
         </w:rPr>
-        <w:t>Total: 71</w:t>
+        <w:t xml:space="preserve">Total: </w:t>
+      </w:r>
+      <w:r>
+        <w:rPr>
+          <w:rFonts w:eastAsia="SimSun" w:hint="eastAsia"/>
+          <w:lang w:eastAsia="zh-CN"/>
+        </w:rPr>
+        <w:t>69</w:t>
       </w:r>
     </w:p>
     <w:sectPr>
